--- a/5-人员管理/流程制度规范类文件/050109-人员岗位说明书.docx
+++ b/5-人员管理/流程制度规范类文件/050109-人员岗位说明书.docx
@@ -3932,8 +3932,8 @@
         <w:pStyle w:val="30"/>
         <w:bidi w:val="0"/>
       </w:pPr>
-      <w:bookmarkStart w:id="11" w:name="_Toc19408"/>
-      <w:bookmarkStart w:id="12" w:name="_Toc32493"/>
+      <w:bookmarkStart w:id="11" w:name="_Toc32493"/>
+      <w:bookmarkStart w:id="12" w:name="_Toc19408"/>
       <w:r>
         <w:rPr>
           <w:rFonts w:hint="eastAsia"/>
@@ -9035,8 +9035,6 @@
         <w:pStyle w:val="30"/>
         <w:bidi w:val="0"/>
       </w:pPr>
-      <w:bookmarkStart w:id="38" w:name="_GoBack"/>
-      <w:bookmarkEnd w:id="38"/>
       <w:r>
         <w:t>运维项目经理</w:t>
       </w:r>
@@ -25331,7 +25329,7 @@
                 <w:sz w:val="20"/>
                 <w:szCs w:val="20"/>
               </w:rPr>
-              <w:t>需求分析与技术方案设计：参与产品需求评审，理解业务逻辑，并在技术负责人指导下进行模块级的详细设计和数据库设计。</w:t>
+              <w:t>负责与运维相关的软件工具、自动化脚本、监控平台的研发与优化，提升运维效率和服务质量。</w:t>
             </w:r>
           </w:p>
           <w:p>
@@ -25354,7 +25352,7 @@
                 <w:sz w:val="20"/>
                 <w:szCs w:val="20"/>
               </w:rPr>
-              <w:t>功能模块编码实现：根据设计文档和代码规范，进行软件功能的开发、编码和单元测试，确保代码质量与性能。</w:t>
+              <w:t>参与运维过程中疑难问题的技术攻关，从研发角度提供代码层面的深入分析和解决方案。</w:t>
             </w:r>
           </w:p>
           <w:p>
@@ -25377,8 +25375,10 @@
                 <w:sz w:val="20"/>
                 <w:szCs w:val="20"/>
               </w:rPr>
-              <w:t>技术难题攻关：负责解决开发过程中的关键技术和业务难题，对系统性能瓶颈进行优化和改造。</w:t>
-            </w:r>
+              <w:t>编制和维护运维相关的技术手册、操作指南、故障处理预案等技术文档，为运维团队提供技术支持。</w:t>
+            </w:r>
+            <w:bookmarkStart w:id="38" w:name="_GoBack"/>
+            <w:bookmarkEnd w:id="38"/>
           </w:p>
           <w:p>
             <w:pPr>
